--- a/assets/docs/krushilNaikResume.docx
+++ b/assets/docs/krushilNaikResume.docx
@@ -194,14 +194,7 @@
             <w:rFonts w:ascii="Times New Roman" w:eastAsia="Times New Roman" w:hAnsi="Times New Roman" w:cs="Times New Roman"/>
             <w:color w:val="0563C1"/>
           </w:rPr>
-          <w:t>https://krushi</w:t>
-        </w:r>
-        <w:r>
-          <w:rPr>
-            <w:rFonts w:ascii="Times New Roman" w:eastAsia="Times New Roman" w:hAnsi="Times New Roman" w:cs="Times New Roman"/>
-            <w:color w:val="0563C1"/>
-          </w:rPr>
-          <w:t>lnaik.dev</w:t>
+          <w:t>https://krushilnaik.dev</w:t>
         </w:r>
       </w:hyperlink>
     </w:p>
@@ -234,13 +227,7 @@
         <w:rPr>
           <w:rFonts w:ascii="Times New Roman" w:eastAsia="Times New Roman" w:hAnsi="Times New Roman" w:cs="Times New Roman"/>
         </w:rPr>
-        <w:t>Fast learning, up-and-coming professional. Skilled beyond what experience would indicate due to a naturally curious mind. Able to solve advanced problems by thinking analytically in a divide-and-conquer manner. Mentor to many and will put</w:t>
-      </w:r>
-      <w:r>
-        <w:rPr>
-          <w:rFonts w:ascii="Times New Roman" w:eastAsia="Times New Roman" w:hAnsi="Times New Roman" w:cs="Times New Roman"/>
-        </w:rPr>
-        <w:t xml:space="preserve"> in more work than responsible for to deliver projects on time.</w:t>
+        <w:t>Fast learning, up-and-coming professional. Skilled beyond what experience would indicate due to a naturally curious mind. Able to solve advanced problems by thinking analytically in a divide-and-conquer manner. Mentor to many and will put in more work than responsible for to deliver projects on time.</w:t>
       </w:r>
     </w:p>
     <w:p>
@@ -272,6 +259,36 @@
         <w:rPr>
           <w:rFonts w:ascii="Times New Roman" w:eastAsia="Times New Roman" w:hAnsi="Times New Roman" w:cs="Times New Roman"/>
         </w:rPr>
+        <w:t>HTML</w:t>
+      </w:r>
+      <w:r>
+        <w:rPr>
+          <w:rFonts w:ascii="Times New Roman" w:eastAsia="Times New Roman" w:hAnsi="Times New Roman" w:cs="Times New Roman"/>
+        </w:rPr>
+        <w:t>5</w:t>
+      </w:r>
+      <w:r>
+        <w:rPr>
+          <w:rFonts w:ascii="Times New Roman" w:eastAsia="Times New Roman" w:hAnsi="Times New Roman" w:cs="Times New Roman"/>
+        </w:rPr>
+        <w:t>, CSS</w:t>
+      </w:r>
+      <w:r>
+        <w:rPr>
+          <w:rFonts w:ascii="Times New Roman" w:eastAsia="Times New Roman" w:hAnsi="Times New Roman" w:cs="Times New Roman"/>
+        </w:rPr>
+        <w:t>3</w:t>
+      </w:r>
+      <w:r>
+        <w:rPr>
+          <w:rFonts w:ascii="Times New Roman" w:eastAsia="Times New Roman" w:hAnsi="Times New Roman" w:cs="Times New Roman"/>
+        </w:rPr>
+        <w:t xml:space="preserve">, </w:t>
+      </w:r>
+      <w:r>
+        <w:rPr>
+          <w:rFonts w:ascii="Times New Roman" w:eastAsia="Times New Roman" w:hAnsi="Times New Roman" w:cs="Times New Roman"/>
+        </w:rPr>
         <w:t xml:space="preserve">JavaScript/TypeScript, </w:t>
       </w:r>
       <w:r>
@@ -327,6 +344,12 @@
           <w:rFonts w:ascii="Times New Roman" w:eastAsia="Times New Roman" w:hAnsi="Times New Roman" w:cs="Times New Roman"/>
         </w:rPr>
         <w:t>, Search Engine Optimization</w:t>
+      </w:r>
+      <w:r>
+        <w:rPr>
+          <w:rFonts w:ascii="Times New Roman" w:eastAsia="Times New Roman" w:hAnsi="Times New Roman" w:cs="Times New Roman"/>
+        </w:rPr>
+        <w:t>, 508 Compliance</w:t>
       </w:r>
     </w:p>
     <w:p>
@@ -589,14 +612,7 @@
           <w:rFonts w:ascii="Times New Roman" w:eastAsia="Times New Roman" w:hAnsi="Times New Roman" w:cs="Times New Roman"/>
           <w:color w:val="000000"/>
         </w:rPr>
-        <w:t>Used various Node modules to store questions</w:t>
-      </w:r>
-      <w:r>
-        <w:rPr>
-          <w:rFonts w:ascii="Times New Roman" w:eastAsia="Times New Roman" w:hAnsi="Times New Roman" w:cs="Times New Roman"/>
-          <w:color w:val="000000"/>
-        </w:rPr>
-        <w:t xml:space="preserve"> and answers from multiple users</w:t>
+        <w:t>Used various Node modules to store questions and answers from multiple users</w:t>
       </w:r>
     </w:p>
     <w:p>
@@ -683,19 +699,7 @@
         <w:rPr>
           <w:rFonts w:ascii="Times New Roman" w:eastAsia="Times New Roman" w:hAnsi="Times New Roman" w:cs="Times New Roman"/>
         </w:rPr>
-        <w:t>– Bachelor’s</w:t>
-      </w:r>
-      <w:r>
-        <w:rPr>
-          <w:rFonts w:ascii="Times New Roman" w:eastAsia="Times New Roman" w:hAnsi="Times New Roman" w:cs="Times New Roman"/>
-        </w:rPr>
-        <w:t xml:space="preserve"> </w:t>
-      </w:r>
-      <w:r>
-        <w:rPr>
-          <w:rFonts w:ascii="Times New Roman" w:eastAsia="Times New Roman" w:hAnsi="Times New Roman" w:cs="Times New Roman"/>
-        </w:rPr>
-        <w:t>Computer Science – 08/2014 - 05/2018</w:t>
+        <w:t>– Bachelor’s Computer Science – 08/2014 - 05/2018</w:t>
       </w:r>
     </w:p>
     <w:p>
@@ -784,14 +788,7 @@
           <w:rFonts w:ascii="Times New Roman" w:eastAsia="Times New Roman" w:hAnsi="Times New Roman" w:cs="Times New Roman"/>
           <w:color w:val="000000"/>
         </w:rPr>
-        <w:t>Ports custom ROMs to o</w:t>
-      </w:r>
-      <w:r>
-        <w:rPr>
-          <w:rFonts w:ascii="Times New Roman" w:eastAsia="Times New Roman" w:hAnsi="Times New Roman" w:cs="Times New Roman"/>
-          <w:color w:val="000000"/>
-        </w:rPr>
-        <w:t>utdated Android phones</w:t>
+        <w:t>Ports custom ROMs to outdated Android phones</w:t>
       </w:r>
     </w:p>
     <w:p>
@@ -986,14 +983,7 @@
           <w:rFonts w:ascii="Times New Roman" w:eastAsia="Times New Roman" w:hAnsi="Times New Roman" w:cs="Times New Roman"/>
           <w:b/>
         </w:rPr>
-        <w:t>Stop &amp; Sh</w:t>
-      </w:r>
-      <w:r>
-        <w:rPr>
-          <w:rFonts w:ascii="Times New Roman" w:eastAsia="Times New Roman" w:hAnsi="Times New Roman" w:cs="Times New Roman"/>
-          <w:b/>
-        </w:rPr>
-        <w:t>op</w:t>
+        <w:t>Stop &amp; Shop</w:t>
       </w:r>
       <w:r>
         <w:rPr>
